--- a/Journal_II/Cover_JREE.docx
+++ b/Journal_II/Cover_JREE.docx
@@ -39,7 +39,10 @@
       </w:r>
       <w:r>
         <w:tab/>
-        <w:t xml:space="preserve">       May 27, 2025</w:t>
+        <w:t xml:space="preserve">       </w:t>
+      </w:r>
+      <w:r>
+        <w:t>July 21, 2025</w:t>
       </w:r>
     </w:p>
     <w:p>
@@ -70,11 +73,17 @@
         <w:t xml:space="preserve">I am pleased to resubmit our manuscript, </w:t>
       </w:r>
       <w:r>
+        <w:t>“</w:t>
+      </w:r>
+      <w:r>
+        <w:t>Rental Household Size as a Novel Measure of Demand</w:t>
+      </w:r>
+      <w:r>
         <w:rPr>
           <w:i/>
           <w:iCs/>
         </w:rPr>
-        <w:t>“A Novel Proxy of Latent Rental Housing Demand: Evidence from US Markets,”</w:t>
+        <w:t>”</w:t>
       </w:r>
       <w:r>
         <w:t xml:space="preserve"> for your consideration at the </w:t>
@@ -111,7 +120,18 @@
         </w:numPr>
       </w:pPr>
       <w:r>
-        <w:t>A rewritten empirical strategy section that explicitly separates causal identification via instrumental variables from predictive validation exercises.</w:t>
+        <w:t>Sourcing all data to Public Use Microdata</w:t>
+      </w:r>
+      <w:r>
+        <w:t xml:space="preserve">, allowing </w:t>
+      </w:r>
+      <w:proofErr w:type="gramStart"/>
+      <w:r>
+        <w:t>a clean</w:t>
+      </w:r>
+      <w:proofErr w:type="gramEnd"/>
+      <w:r>
+        <w:t xml:space="preserve"> and consistent reporting of renters-per-rental-dwelling over time. </w:t>
       </w:r>
     </w:p>
     <w:p>
@@ -122,7 +142,10 @@
         </w:numPr>
       </w:pPr>
       <w:r>
-        <w:t>A revised discussion section that emphasizes the policy, investor, and renter implications of our findings, and omits the previous segmentation framework which reviewers found less central.</w:t>
+        <w:t>A new two-stage instrument variable method, incorporating natality data</w:t>
+      </w:r>
+      <w:r>
+        <w:t xml:space="preserve"> twenty years prior to plausibly exogenous household formation.</w:t>
       </w:r>
     </w:p>
     <w:p>
@@ -158,22 +181,10 @@
           <w:i/>
           <w:iCs/>
         </w:rPr>
-        <w:t xml:space="preserve">Journal of Real Estate </w:t>
-      </w:r>
-      <w:proofErr w:type="spellStart"/>
-      <w:r>
-        <w:rPr>
-          <w:i/>
-          <w:iCs/>
-        </w:rPr>
-        <w:t>Economics</w:t>
-      </w:r>
-      <w:r>
-        <w:t>'s</w:t>
-      </w:r>
-      <w:proofErr w:type="spellEnd"/>
-      <w:r>
-        <w:t xml:space="preserve"> focus on housing market dynamics and methodological innovation, we respectfully resubmit this revised manuscript and hope you find it suitable for reconsideration.</w:t>
+        <w:t>Journal of Real Estate Economics</w:t>
+      </w:r>
+      <w:r>
+        <w:t>' focus on housing market dynamics and methodological innovation, we respectfully resubmit this revised manuscript and hope you find it suitable for reconsideration.</w:t>
       </w:r>
     </w:p>
     <w:p>
@@ -1122,6 +1133,7 @@
   <w:style w:type="character" w:default="1" w:styleId="DefaultParagraphFont">
     <w:name w:val="Default Paragraph Font"/>
     <w:uiPriority w:val="1"/>
+    <w:semiHidden/>
     <w:unhideWhenUsed/>
   </w:style>
   <w:style w:type="table" w:default="1" w:styleId="TableNormal">
